--- a/dijital/dijital_tema-1-kim12.docx
+++ b/dijital/dijital_tema-1-kim12.docx
@@ -3505,7 +3505,7 @@
           <w:rFonts w:ascii="Times New Roman" w:hAnsi="Times New Roman" w:cs="Times New Roman"/>
           <w:lang w:val="tr-TR"/>
         </w:rPr>
-        <w:t xml:space="preserve">“Bir behere 1 M çinko sülfat çözeltisi koyup içine temizlenmiş bir çinko şerit daldıralım. İkinci bir behere 1 M bakır(II) sülfat çözeltisi koyup içine bir bakır şerit daldıralım (NOT: iki beher yan yana yakın çekimle gösterilsin). Şimdi iki şeridi timsah kablolarla bir voltmetreye bağlayalım. Voltmetre sıfırı gösteriyor. Peki devre neden tamamlanmadı? (NOT: Video burada durur; ekranda “Sizce akım neden geçmiyor?” sorusu ve üç seçenek belirir: a) Teller yetersiz b) Çözeltiler arasında iyon geçişi yok c) Voltmetre bozuk. Doğru cevap b seçildiğinde video devam eder.) Doymuş potasyum nitrat çözeltisine batırılmış bir filtre kâğıdı şeridini iki beherin arasına köprü gibi yerleştirelim. Voltmetre şimdi 1,10 V gösteriyor (NOT: voltmetre ekranına yakın çekim). Tuz köprüsünü çıkaralım; değer yeniden sıfıra düştü. Köprüyü geri koyalım ve voltmetre yerine küçük bir motor bağlayalım; motor dönmeye başladı. Üç saat sonra elektrotları kurutup tartalım (NOT: hızlandırılmış zaman gösterimi). Çinko şeridin kütlesi 15,000 gramdan 14,673 grama düştü, bakır şeridin kütlesi 12,000 gramdan 12,318 grama çıktı.”</w:t>
+        <w:t xml:space="preserve">“Bir behere 1 M çinko sülfat çözeltisi koyup içine temizlenmiş bir çinko şerit daldıralım. İkinci bir behere 1 M bakır(II) sülfat çözeltisi koyup içine bir bakır şerit daldıralım (NOT: iki beher yan yana yakın çekimle gösterilsin). Şimdi iki şeridi timsah kablolarla bir voltmetreye bağlayalım. Voltmetre sıfırı gösteriyor. Peki devre neden tamamlanmadı? (NOT: Video burada durur; ekranda “Sizce akım neden geçmiyor?” sorusu ve üç seçenek belirir: a) Teller yetersiz b) Çözeltiler arasında iyon geçişi yok c) Voltmetre bozuk. Doğru cevap b seçildiğinde video devam eder.) Doymuş potasyum nitrat çözeltisine batırılmış bir filtre kâğıdı şeridini iki beherin arasına köprü gibi yerleştirelim. Voltmetre şimdi 1,10 V gösteriyor (NOT: voltmetre ekranına yakın çekim). Tuz köprüsünü çıkaralım; değer yeniden sıfıra düştü. Köprüyü geri koyalım ve voltmetre yerine küçük bir motor bağlayalım; motor dönmeye başladı. Üç saat sonra elektrotları kurutup tartalım (NOT: hızlandırılmış zaman gösterimi). Çinko şeridin kütlesi 15,000 gramdan 14,675 grama düştü, bakır şeridin kütlesi 12,000 gramdan 12,320 grama çıktı.”</w:t>
       </w:r>
     </w:p>
     <w:p>
@@ -7600,7 +7600,7 @@
                 <w:rFonts w:ascii="Times New Roman" w:hAnsi="Times New Roman" w:cs="Times New Roman"/>
                 <w:lang w:val="tr-TR"/>
               </w:rPr>
-              <w:t xml:space="preserve">0,203</w:t>
+              <w:t xml:space="preserve">0,202</w:t>
             </w:r>
           </w:p>
         </w:tc>
@@ -7690,7 +7690,7 @@
                 <w:rFonts w:ascii="Times New Roman" w:hAnsi="Times New Roman" w:cs="Times New Roman"/>
                 <w:lang w:val="tr-TR"/>
               </w:rPr>
-              <w:t xml:space="preserve">0,203</w:t>
+              <w:t xml:space="preserve">0,202</w:t>
             </w:r>
           </w:p>
         </w:tc>
@@ -7780,7 +7780,7 @@
                 <w:rFonts w:ascii="Times New Roman" w:hAnsi="Times New Roman" w:cs="Times New Roman"/>
                 <w:lang w:val="tr-TR"/>
               </w:rPr>
-              <w:t xml:space="preserve">0,407</w:t>
+              <w:t xml:space="preserve">0,404</w:t>
             </w:r>
           </w:p>
         </w:tc>
@@ -7870,7 +7870,7 @@
                 <w:rFonts w:ascii="Times New Roman" w:hAnsi="Times New Roman" w:cs="Times New Roman"/>
                 <w:lang w:val="tr-TR"/>
               </w:rPr>
-              <w:t xml:space="preserve">0,813</w:t>
+              <w:t xml:space="preserve">0,808</w:t>
             </w:r>
           </w:p>
         </w:tc>
@@ -7960,7 +7960,7 @@
                 <w:rFonts w:ascii="Times New Roman" w:hAnsi="Times New Roman" w:cs="Times New Roman"/>
                 <w:lang w:val="tr-TR"/>
               </w:rPr>
-              <w:t xml:space="preserve">0,813</w:t>
+              <w:t xml:space="preserve">0,808</w:t>
             </w:r>
           </w:p>
         </w:tc>
@@ -8021,7 +8021,7 @@
           <w:highlight w:val="yellow"/>
           <w:lang w:val="tr-TR"/>
         </w:rPr>
-        <w:t xml:space="preserve">Simülasyondaki değerler m = I·t·M/(2F) bağıntısıyla hesaplanmalıdır (F = 96485 C/mol, Zn: 65,38 g/mol, molar hacim 24,47 L/mol). Programda bu öğrenme çıktısı için matematiksel hesaplama yapılmaması istendiğinden bağıntı öğrenciye gösterilmemeli, öğrenci yalnızca ölçüm sonuçlarını görmelidir.</w:t>
+        <w:t xml:space="preserve">Simülasyondaki değerler m = I·t·M/(2F) bağıntısıyla hesaplanmalıdır (F = 96485 C/mol, Zn: 65 g/mol, molar hacim 24,47 L/mol). Programda bu öğrenme çıktısı için matematiksel hesaplama yapılmaması istendiğinden bağıntı öğrenciye gösterilmemeli, öğrenci yalnızca ölçüm sonuçlarını görmelidir.</w:t>
       </w:r>
     </w:p>
     <w:p>

--- a/dijital/dijital_tema-1-kim12.docx
+++ b/dijital/dijital_tema-1-kim12.docx
@@ -2384,7 +2384,7 @@
           <w:highlight w:val="yellow"/>
           <w:lang w:val="tr-TR"/>
         </w:rPr>
-        <w:t xml:space="preserve">Animasyonun sonunda kitaptaki Görsel E (aktiflik dizisi) ile aynı tasarım kullanılsın.</w:t>
+        <w:t xml:space="preserve">Animasyonun sonunda kitaptaki Görsel D (aktiflik dizisi) ile aynı tasarım kullanılsın.</w:t>
       </w:r>
     </w:p>
     <w:p>
@@ -6512,7 +6512,7 @@
           <w:rFonts w:ascii="Times New Roman" w:hAnsi="Times New Roman" w:cs="Times New Roman"/>
           <w:lang w:val="tr-TR"/>
         </w:rPr>
-        <w:t xml:space="preserve"> 1. sahne: Kitaptaki Görsel C’ye benzer bir ergimiş NaCl hücresi makro düzeyde gösterilsin; güç kaynağı açılınca (−) kutba bağlı elektrotta gümüş renkli damlacıklar, (+) kutba bağlı elektrotta sarımsı yeşil kabarcıklar oluşsun (NOT: bu sahnede elektron ve iyon okları görünmesin). 2. sahne: “Büyüteç” düğmesiyle elektrolit içine yakınlaşılsın; Na</w:t>
+        <w:t xml:space="preserve"> 1. sahne: Kitaptaki Analiz ve Keşif Atölyesi 1.6.’daki görsele benzer bir ergimiş NaCl hücresi makro düzeyde gösterilsin; güç kaynağı açılınca (−) kutba bağlı elektrotta gümüş renkli damlacıklar, (+) kutba bağlı elektrotta sarımsı yeşil kabarcıklar oluşsun (NOT: bu sahnede elektron ve iyon okları görünmesin). 2. sahne: “Büyüteç” düğmesiyle elektrolit içine yakınlaşılsın; Na</w:t>
       </w:r>
       <w:r>
         <w:rPr>
@@ -7369,7 +7369,7 @@
           <w:rFonts w:ascii="Times New Roman" w:hAnsi="Times New Roman" w:cs="Times New Roman"/>
           <w:lang w:val="tr-TR"/>
         </w:rPr>
-        <w:t xml:space="preserve">Ekranda kitaptaki Görsel C’ye benzer ergimiş ZnCl</w:t>
+        <w:t xml:space="preserve">Ekranda kitaptaki Analiz ve Keşif Atölyesi 1.7.’deki görsele benzer ergimiş ZnCl</w:t>
       </w:r>
       <w:r>
         <w:rPr>
@@ -7384,7 +7384,7 @@
           <w:rFonts w:ascii="Times New Roman" w:hAnsi="Times New Roman" w:cs="Times New Roman"/>
           <w:lang w:val="tr-TR"/>
         </w:rPr>
-        <w:t xml:space="preserve"> elektroliz düzeneği bulunsun. Öğrenci akım kaydırıcısıyla 0,50 A ile 2,00 A arasında akım seçebilsin ve “Başlat” düğmesine bastığında hızlandırılmış bir kronometre çalışsın. Elektroliz ilerledikçe katotta çinko tabakası kalınlaşsın, anottaki dereceli tüpte klor gazı birikip hacim göstergesi artsın. “Durdur” düğmesine basıldığında katot sanal teraziye taşınsın ve biriken çinko kütlesi gösterilsin. Öğrenci her ölçümü “Veri tablosuna ekle” düğmesiyle tabloya kaydetsin; tablo kitaptaki Tablo A ile aynı biçimde olsun ve öğrenci verileri akım ya da süreye göre sıralayabilsin.</w:t>
+        <w:t xml:space="preserve"> elektroliz düzeneği bulunsun. Öğrenci akım kaydırıcısıyla 0,50 A ile 2,00 A arasında akım seçebilsin ve “Başlat” düğmesine bastığında hızlandırılmış bir kronometre çalışsın. Elektroliz ilerledikçe katotta çinko tabakası kalınlaşsın, anottaki dereceli tüpte klor gazı birikip hacim göstergesi artsın. “Durdur” düğmesine basıldığında katot sanal teraziye taşınsın ve biriken çinko kütlesi gösterilsin. Öğrenci her ölçümü “Veri tablosuna ekle” düğmesiyle tabloya kaydetsin; tablo kitaptaki Analiz ve Keşif Atölyesi 1.7.’deki ölçüm sonuçları tablosuyla aynı biçimde olsun ve öğrenci verileri akım ya da süreye göre sıralayabilsin.</w:t>
       </w:r>
     </w:p>
     <w:tbl>
@@ -9407,7 +9407,7 @@
           <w:rFonts w:ascii="Times New Roman" w:hAnsi="Times New Roman" w:cs="Times New Roman"/>
           <w:lang w:val="tr-TR"/>
         </w:rPr>
-        <w:t xml:space="preserve">Ekranda kitaptaki Görsel C’ye benzer dokuz deney tüpü (A-I) bulunsun. Öğrenci her tüpün altına “Paslanmaz / Yavaş paslanır / Hızlı paslanır” etiketlerinden birini sürükler. Tüm etiketler yerleştirildikten sonra “Bir hafta ilerlet” düğmesiyle çivilerdeki değişim canlandırılır ve öğrencinin tahminleri sonuçlarla karşılaştırılır. İkinci ekranda “Korozyonu hızlandırır” ve “Korozyonu yavaşlatır / önler” başlıklı iki kutuya faktör kartları sürüklenir.</w:t>
+        <w:t xml:space="preserve">Ekranda kitaptaki Analiz ve Keşif Atölyesi 1.9.’daki görsele benzer dokuz deney tüpü (A-I) bulunsun. Öğrenci her tüpün altına “Paslanmaz / Yavaş paslanır / Hızlı paslanır” etiketlerinden birini sürükler. Tüm etiketler yerleştirildikten sonra “Bir hafta ilerlet” düğmesiyle çivilerdeki değişim canlandırılır ve öğrencinin tahminleri sonuçlarla karşılaştırılır. İkinci ekranda “Korozyonu hızlandırır” ve “Korozyonu yavaşlatır / önler” başlıklı iki kutuya faktör kartları sürüklenir.</w:t>
       </w:r>
     </w:p>
     <w:tbl>
@@ -9954,7 +9954,7 @@
           <w:rFonts w:ascii="Times New Roman" w:hAnsi="Times New Roman" w:cs="Times New Roman"/>
           <w:lang w:val="tr-TR"/>
         </w:rPr>
-        <w:t xml:space="preserve"> “Yüzyıllardır açık havada duran tarihî bir top, deniz kenarındaki bir korkuluk ve bahçede unutulan bir kürek… Hepsinin yüzeyi kırmızımsı kahverengi bir tabakayla kaplanmış (NOT: paslanmış eşya görüntüleri; tanınabilir marka ya da kurum adı görünmesin). Metallerin çevreleriyle tepkimeye girerek aşınmasına korozyon diyoruz. Demir yüzeyindeki bir su damlasına yakından bakalım (NOT: kitaptaki Görsel Ç’ye benzer animasyon). Damlanın ortasında demir atomları elektron vererek demir iyonlarına dönüşüyor. Bu elektronlar metal içinden damlanın kenarlarına ulaşıyor ve burada oksijen molekülleri suyla birlikte elektronları alarak hidroksit iyonlarına dönüşüyor. Demir iyonları ve hidroksit iyonları birleşiyor, oluşan madde havadaki oksijenle daha da yükseltgenerek pası oluşturuyor. Nem, oksijen, tuz, asitlik ve sıcaklık bu süreci etkiliyor. Peki metalleri nasıl koruyabiliriz? Boya ve yağ, metali sudan ve havadan yalıtır. Çinko kaplama, çizilse bile demiri korur; çünkü çinko demirden önce yükseltgenir. Gemi gövdelerine ve toprak altındaki boru hatlarına bağlanan magnezyum ya da çinko bloklar da kendilerini feda ederek demiri korur. Bu yönteme katodik koruma diyoruz (NOT: gemi gövdesindeki kurban anot görüntüsü ve kitaptaki Görsel D’ye benzer animasyon).”</w:t>
+        <w:t xml:space="preserve"> “Yüzyıllardır açık havada duran tarihî bir top, deniz kenarındaki bir korkuluk ve bahçede unutulan bir kürek… Hepsinin yüzeyi kırmızımsı kahverengi bir tabakayla kaplanmış (NOT: paslanmış eşya görüntüleri; tanınabilir marka ya da kurum adı görünmesin). Metallerin çevreleriyle tepkimeye girerek aşınmasına korozyon diyoruz. Demir yüzeyindeki bir su damlasına yakından bakalım (NOT: kitaptaki Görsel Ç’ye benzer animasyon). Damlanın ortasında demir atomları elektron vererek demir iyonlarına dönüşüyor. Bu elektronlar metal içinden damlanın kenarlarına ulaşıyor ve burada oksijen molekülleri suyla birlikte elektronları alarak hidroksit iyonlarına dönüşüyor. Demir iyonları ve hidroksit iyonları birleşiyor, oluşan madde havadaki oksijenle daha da yükseltgenerek pası oluşturuyor. Nem, oksijen, tuz, asitlik ve sıcaklık bu süreci etkiliyor. Peki metalleri nasıl koruyabiliriz? Boya ve yağ, metali sudan ve havadan yalıtır. Çinko kaplama, çizilse bile demiri korur; çünkü çinko demirden önce yükseltgenir. Gemi gövdelerine ve toprak altındaki boru hatlarına bağlanan magnezyum ya da çinko bloklar da kendilerini feda ederek demiri korur. Bu yönteme katodik koruma diyoruz (NOT: gemi gövdesindeki kurban anot görüntüsü ve kitaptaki Görsel C’ye benzer animasyon).”</w:t>
       </w:r>
     </w:p>
     <w:p>

--- a/dijital/dijital_tema-1-kim12.docx
+++ b/dijital/dijital_tema-1-kim12.docx
@@ -9407,7 +9407,7 @@
           <w:rFonts w:ascii="Times New Roman" w:hAnsi="Times New Roman" w:cs="Times New Roman"/>
           <w:lang w:val="tr-TR"/>
         </w:rPr>
-        <w:t xml:space="preserve">Ekranda kitaptaki Analiz ve Keşif Atölyesi 1.9.’daki görsele benzer dokuz deney tüpü (A-I) bulunsun. Öğrenci her tüpün altına “Paslanmaz / Yavaş paslanır / Hızlı paslanır” etiketlerinden birini sürükler. Tüm etiketler yerleştirildikten sonra “Bir hafta ilerlet” düğmesiyle çivilerdeki değişim canlandırılır ve öğrencinin tahminleri sonuçlarla karşılaştırılır. İkinci ekranda “Korozyonu hızlandırır” ve “Korozyonu yavaşlatır / önler” başlıklı iki kutuya faktör kartları sürüklenir.</w:t>
+        <w:t xml:space="preserve">Ekranda kitaptaki Analiz ve Keşif Atölyesi 1.9.’daki görsele benzer dokuz deney tüpü (A-I) bulunsun. Öğrenci her tüpün altına “Paslanmaz ya da çok az paslanır / Paslanır / Hızlı paslanır” etiketlerinden birini sürükler. Tüm etiketler yerleştirildikten sonra “Bir hafta ilerlet” düğmesiyle çivilerdeki değişim canlandırılır ve öğrencinin tahminleri sonuçlarla karşılaştırılır. İkinci ekranda “Korozyonu hızlandırır” ve “Korozyonu yavaşlatır / önler” başlıklı iki kutuya faktör kartları sürüklenir.</w:t>
       </w:r>
     </w:p>
     <w:tbl>
@@ -9878,14 +9878,14 @@
           <w:bCs/>
           <w:lang w:val="tr-TR"/>
         </w:rPr>
-        <w:t xml:space="preserve">Cevap Anahtarı:</w:t>
-      </w:r>
-      <w:r>
-        <w:rPr>
-          <w:rFonts w:ascii="Times New Roman" w:hAnsi="Times New Roman" w:cs="Times New Roman"/>
-          <w:lang w:val="tr-TR"/>
-        </w:rPr>
-        <w:t xml:space="preserve"> Tüpler: A, B, F, H paslanmaz (B ve H’de çok az); C yavaş paslanır; D, E, G, I hızlı paslanır.</w:t>
+        <w:t xml:space="preserve">Cevap Anahtarı: Tüpler: A, B, F, H paslanmaz ya da çok az paslanır (B ve H’de yalnızca küçük bir noktada pas görülür); C paslanır; D, E, G, I hızlı paslanır.</w:t>
+      </w:r>
+      <w:r>
+        <w:rPr>
+          <w:rFonts w:ascii="Times New Roman" w:hAnsi="Times New Roman" w:cs="Times New Roman"/>
+          <w:lang w:val="tr-TR"/>
+        </w:rPr>
+        <w:t xml:space="preserve"/>
       </w:r>
     </w:p>
     <w:p>

--- a/dijital/dijital_tema-1-kim12.docx
+++ b/dijital/dijital_tema-1-kim12.docx
@@ -814,39 +814,39 @@
           <w:rFonts w:ascii="Times New Roman" w:hAnsi="Times New Roman" w:cs="Times New Roman"/>
           <w:lang w:val="tr-TR"/>
         </w:rPr>
-        <w:t xml:space="preserve">a) Bazı metallerin oksijen gazı/hava, seyreltik hidroklorik asit ve metal tuzlarının sulu çözeltileriyle olan tepkimelerindeki kimyasal değişimleri gösteren nitelikleri tanımlar.</w:t>
-      </w:r>
-    </w:p>
-    <w:p>
-      <w:pPr>
-        <w:jc w:val="both"/>
-        <w:rPr>
-          <w:rFonts w:ascii="Times New Roman" w:hAnsi="Times New Roman" w:cs="Times New Roman"/>
-          <w:lang w:val="tr-TR"/>
-        </w:rPr>
-      </w:pPr>
-      <w:r>
-        <w:rPr>
-          <w:rFonts w:ascii="Times New Roman" w:hAnsi="Times New Roman" w:cs="Times New Roman"/>
-          <w:lang w:val="tr-TR"/>
-        </w:rPr>
-        <w:t xml:space="preserve">b) İndirgenme-yükseltgenme tepkimelerinde kimyasal değişimleri gösteren kanıtlar toplar.</w:t>
-      </w:r>
-    </w:p>
-    <w:p>
-      <w:pPr>
-        <w:jc w:val="both"/>
-        <w:rPr>
-          <w:rFonts w:ascii="Times New Roman" w:hAnsi="Times New Roman" w:cs="Times New Roman"/>
-          <w:lang w:val="tr-TR"/>
-        </w:rPr>
-      </w:pPr>
-      <w:r>
-        <w:rPr>
-          <w:rFonts w:ascii="Times New Roman" w:hAnsi="Times New Roman" w:cs="Times New Roman"/>
-          <w:lang w:val="tr-TR"/>
-        </w:rPr>
-        <w:t xml:space="preserve">c) İndirgenme-yükseltgenme tepkime sürecini topladığı makro seviyede kanıtları kullanarak alt mikro ve sembolik seviyelerde gösterimlerle açıklar.</w:t>
+        <w:t xml:space="preserve">a. Bazı metallerin oksijen gazı/hava, seyreltik hidroklorik asit ve metal tuzlarının sulu çözeltileriyle olan tepkimelerindeki kimyasal değişimleri gösteren nitelikleri tanımlar.</w:t>
+      </w:r>
+    </w:p>
+    <w:p>
+      <w:pPr>
+        <w:jc w:val="both"/>
+        <w:rPr>
+          <w:rFonts w:ascii="Times New Roman" w:hAnsi="Times New Roman" w:cs="Times New Roman"/>
+          <w:lang w:val="tr-TR"/>
+        </w:rPr>
+      </w:pPr>
+      <w:r>
+        <w:rPr>
+          <w:rFonts w:ascii="Times New Roman" w:hAnsi="Times New Roman" w:cs="Times New Roman"/>
+          <w:lang w:val="tr-TR"/>
+        </w:rPr>
+        <w:t xml:space="preserve">b. İndirgenme-yükseltgenme tepkimelerinde kimyasal değişimleri gösteren kanıtlar toplar.</w:t>
+      </w:r>
+    </w:p>
+    <w:p>
+      <w:pPr>
+        <w:jc w:val="both"/>
+        <w:rPr>
+          <w:rFonts w:ascii="Times New Roman" w:hAnsi="Times New Roman" w:cs="Times New Roman"/>
+          <w:lang w:val="tr-TR"/>
+        </w:rPr>
+      </w:pPr>
+      <w:r>
+        <w:rPr>
+          <w:rFonts w:ascii="Times New Roman" w:hAnsi="Times New Roman" w:cs="Times New Roman"/>
+          <w:lang w:val="tr-TR"/>
+        </w:rPr>
+        <w:t xml:space="preserve">c. İndirgenme-yükseltgenme tepkime sürecini topladığı makro seviyede kanıtları kullanarak alt mikro ve sembolik seviyelerde gösterimlerle açıklar.</w:t>
       </w:r>
     </w:p>
     <w:p>
@@ -882,87 +882,87 @@
           <w:rFonts w:ascii="Times New Roman" w:hAnsi="Times New Roman" w:cs="Times New Roman"/>
           <w:lang w:val="tr-TR"/>
         </w:rPr>
-        <w:t xml:space="preserve">a) Metallerin aktiflik sıralamasının belirlenmesine ilişkin araştırma soruları oluşturur.</w:t>
-      </w:r>
-    </w:p>
-    <w:p>
-      <w:pPr>
-        <w:jc w:val="both"/>
-        <w:rPr>
-          <w:rFonts w:ascii="Times New Roman" w:hAnsi="Times New Roman" w:cs="Times New Roman"/>
-          <w:lang w:val="tr-TR"/>
-        </w:rPr>
-      </w:pPr>
-      <w:r>
-        <w:rPr>
-          <w:rFonts w:ascii="Times New Roman" w:hAnsi="Times New Roman" w:cs="Times New Roman"/>
-          <w:lang w:val="tr-TR"/>
-        </w:rPr>
-        <w:t xml:space="preserve">b) Metallerin aktiflik sıralamasına ilişkin seçtiği araştırma sorusunu cevaplamak için bir hipotez oluşturur.</w:t>
-      </w:r>
-    </w:p>
-    <w:p>
-      <w:pPr>
-        <w:jc w:val="both"/>
-        <w:rPr>
-          <w:rFonts w:ascii="Times New Roman" w:hAnsi="Times New Roman" w:cs="Times New Roman"/>
-          <w:lang w:val="tr-TR"/>
-        </w:rPr>
-      </w:pPr>
-      <w:r>
-        <w:rPr>
-          <w:rFonts w:ascii="Times New Roman" w:hAnsi="Times New Roman" w:cs="Times New Roman"/>
-          <w:lang w:val="tr-TR"/>
-        </w:rPr>
-        <w:t xml:space="preserve">c) Metallerin aktiflik sıralamasını belirlemek üzere bir deneyi planlayarak gerçekleştirir.</w:t>
-      </w:r>
-    </w:p>
-    <w:p>
-      <w:pPr>
-        <w:jc w:val="both"/>
-        <w:rPr>
-          <w:rFonts w:ascii="Times New Roman" w:hAnsi="Times New Roman" w:cs="Times New Roman"/>
-          <w:lang w:val="tr-TR"/>
-        </w:rPr>
-      </w:pPr>
-      <w:r>
-        <w:rPr>
-          <w:rFonts w:ascii="Times New Roman" w:hAnsi="Times New Roman" w:cs="Times New Roman"/>
-          <w:lang w:val="tr-TR"/>
-        </w:rPr>
-        <w:t xml:space="preserve">ç) Deney sonuçlarından elde ettiği verileri metallerin aktiflik sıralamasına ilişkin önerdiği hipotez ile ilişkilendirerek yorumlar.</w:t>
-      </w:r>
-    </w:p>
-    <w:p>
-      <w:pPr>
-        <w:jc w:val="both"/>
-        <w:rPr>
-          <w:rFonts w:ascii="Times New Roman" w:hAnsi="Times New Roman" w:cs="Times New Roman"/>
-          <w:lang w:val="tr-TR"/>
-        </w:rPr>
-      </w:pPr>
-      <w:r>
-        <w:rPr>
-          <w:rFonts w:ascii="Times New Roman" w:hAnsi="Times New Roman" w:cs="Times New Roman"/>
-          <w:lang w:val="tr-TR"/>
-        </w:rPr>
-        <w:t xml:space="preserve">d) Metallerin aktiflik sıralamasını açıklarken tepkimelere ilişkin alt mikro ve sembolik seviyelerde gösterimleri kullanır.</w:t>
-      </w:r>
-    </w:p>
-    <w:p>
-      <w:pPr>
-        <w:jc w:val="both"/>
-        <w:rPr>
-          <w:rFonts w:ascii="Times New Roman" w:hAnsi="Times New Roman" w:cs="Times New Roman"/>
-          <w:lang w:val="tr-TR"/>
-        </w:rPr>
-      </w:pPr>
-      <w:r>
-        <w:rPr>
-          <w:rFonts w:ascii="Times New Roman" w:hAnsi="Times New Roman" w:cs="Times New Roman"/>
-          <w:lang w:val="tr-TR"/>
-        </w:rPr>
-        <w:t xml:space="preserve">e) Metallerin aktifliğine ilişkin gösterimlerini bilimsel gösterimlerle karşılaştırır.</w:t>
+        <w:t xml:space="preserve">a. Metallerin aktiflik sıralamasının belirlenmesine ilişkin araştırma soruları oluşturur.</w:t>
+      </w:r>
+    </w:p>
+    <w:p>
+      <w:pPr>
+        <w:jc w:val="both"/>
+        <w:rPr>
+          <w:rFonts w:ascii="Times New Roman" w:hAnsi="Times New Roman" w:cs="Times New Roman"/>
+          <w:lang w:val="tr-TR"/>
+        </w:rPr>
+      </w:pPr>
+      <w:r>
+        <w:rPr>
+          <w:rFonts w:ascii="Times New Roman" w:hAnsi="Times New Roman" w:cs="Times New Roman"/>
+          <w:lang w:val="tr-TR"/>
+        </w:rPr>
+        <w:t xml:space="preserve">b. Metallerin aktiflik sıralamasına ilişkin seçtiği araştırma sorusunu cevaplamak için bir hipotez oluşturur.</w:t>
+      </w:r>
+    </w:p>
+    <w:p>
+      <w:pPr>
+        <w:jc w:val="both"/>
+        <w:rPr>
+          <w:rFonts w:ascii="Times New Roman" w:hAnsi="Times New Roman" w:cs="Times New Roman"/>
+          <w:lang w:val="tr-TR"/>
+        </w:rPr>
+      </w:pPr>
+      <w:r>
+        <w:rPr>
+          <w:rFonts w:ascii="Times New Roman" w:hAnsi="Times New Roman" w:cs="Times New Roman"/>
+          <w:lang w:val="tr-TR"/>
+        </w:rPr>
+        <w:t xml:space="preserve">c. Metallerin aktiflik sıralamasını belirlemek üzere bir deneyi planlayarak gerçekleştirir.</w:t>
+      </w:r>
+    </w:p>
+    <w:p>
+      <w:pPr>
+        <w:jc w:val="both"/>
+        <w:rPr>
+          <w:rFonts w:ascii="Times New Roman" w:hAnsi="Times New Roman" w:cs="Times New Roman"/>
+          <w:lang w:val="tr-TR"/>
+        </w:rPr>
+      </w:pPr>
+      <w:r>
+        <w:rPr>
+          <w:rFonts w:ascii="Times New Roman" w:hAnsi="Times New Roman" w:cs="Times New Roman"/>
+          <w:lang w:val="tr-TR"/>
+        </w:rPr>
+        <w:t xml:space="preserve">ç. Deney sonuçlarından elde ettiği verileri metallerin aktiflik sıralamasına ilişkin önerdiği hipotez ile ilişkilendirerek yorumlar.</w:t>
+      </w:r>
+    </w:p>
+    <w:p>
+      <w:pPr>
+        <w:jc w:val="both"/>
+        <w:rPr>
+          <w:rFonts w:ascii="Times New Roman" w:hAnsi="Times New Roman" w:cs="Times New Roman"/>
+          <w:lang w:val="tr-TR"/>
+        </w:rPr>
+      </w:pPr>
+      <w:r>
+        <w:rPr>
+          <w:rFonts w:ascii="Times New Roman" w:hAnsi="Times New Roman" w:cs="Times New Roman"/>
+          <w:lang w:val="tr-TR"/>
+        </w:rPr>
+        <w:t xml:space="preserve">d. Metallerin aktiflik sıralamasını açıklarken tepkimelere ilişkin alt mikro ve sembolik seviyelerde gösterimleri kullanır.</w:t>
+      </w:r>
+    </w:p>
+    <w:p>
+      <w:pPr>
+        <w:jc w:val="both"/>
+        <w:rPr>
+          <w:rFonts w:ascii="Times New Roman" w:hAnsi="Times New Roman" w:cs="Times New Roman"/>
+          <w:lang w:val="tr-TR"/>
+        </w:rPr>
+      </w:pPr>
+      <w:r>
+        <w:rPr>
+          <w:rFonts w:ascii="Times New Roman" w:hAnsi="Times New Roman" w:cs="Times New Roman"/>
+          <w:lang w:val="tr-TR"/>
+        </w:rPr>
+        <w:t xml:space="preserve">e. Metallerin aktifliğine ilişkin gösterimlerini bilimsel gösterimlerle karşılaştırır.</w:t>
       </w:r>
     </w:p>
     <w:p>
@@ -998,71 +998,71 @@
           <w:rFonts w:ascii="Times New Roman" w:hAnsi="Times New Roman" w:cs="Times New Roman"/>
           <w:lang w:val="tr-TR"/>
         </w:rPr>
-        <w:t xml:space="preserve">a) İstemli indirgenme-yükseltgenme tepkimelerinden elektrik enerjisi üretilmesine ilişkin önermeler oluşturur.</w:t>
-      </w:r>
-    </w:p>
-    <w:p>
-      <w:pPr>
-        <w:jc w:val="both"/>
-        <w:rPr>
-          <w:rFonts w:ascii="Times New Roman" w:hAnsi="Times New Roman" w:cs="Times New Roman"/>
-          <w:lang w:val="tr-TR"/>
-        </w:rPr>
-      </w:pPr>
-      <w:r>
-        <w:rPr>
-          <w:rFonts w:ascii="Times New Roman" w:hAnsi="Times New Roman" w:cs="Times New Roman"/>
-          <w:lang w:val="tr-TR"/>
-        </w:rPr>
-        <w:t xml:space="preserve">b) İstemli indirgenme-yükseltgenme tepkimelerinden elektrik enerjisi üretilmesine ilişkin gözleme dayalı olan ve olmayan önermeleri karşılaştırır.</w:t>
-      </w:r>
-    </w:p>
-    <w:p>
-      <w:pPr>
-        <w:jc w:val="both"/>
-        <w:rPr>
-          <w:rFonts w:ascii="Times New Roman" w:hAnsi="Times New Roman" w:cs="Times New Roman"/>
-          <w:lang w:val="tr-TR"/>
-        </w:rPr>
-      </w:pPr>
-      <w:r>
-        <w:rPr>
-          <w:rFonts w:ascii="Times New Roman" w:hAnsi="Times New Roman" w:cs="Times New Roman"/>
-          <w:lang w:val="tr-TR"/>
-        </w:rPr>
-        <w:t xml:space="preserve">c) Galvanik hücrelere ilişkin ulaştığı makro, alt mikro ve sembolik seviyelerde gözlem verilerinden sonuç çıkarır.</w:t>
-      </w:r>
-    </w:p>
-    <w:p>
-      <w:pPr>
-        <w:jc w:val="both"/>
-        <w:rPr>
-          <w:rFonts w:ascii="Times New Roman" w:hAnsi="Times New Roman" w:cs="Times New Roman"/>
-          <w:lang w:val="tr-TR"/>
-        </w:rPr>
-      </w:pPr>
-      <w:r>
-        <w:rPr>
-          <w:rFonts w:ascii="Times New Roman" w:hAnsi="Times New Roman" w:cs="Times New Roman"/>
-          <w:lang w:val="tr-TR"/>
-        </w:rPr>
-        <w:t xml:space="preserve">ç) Galvanik hücrelerin gözlem yapılamayan özelliklerine ilişkin tahminlerde bulunur.</w:t>
-      </w:r>
-    </w:p>
-    <w:p>
-      <w:pPr>
-        <w:jc w:val="both"/>
-        <w:rPr>
-          <w:rFonts w:ascii="Times New Roman" w:hAnsi="Times New Roman" w:cs="Times New Roman"/>
-          <w:lang w:val="tr-TR"/>
-        </w:rPr>
-      </w:pPr>
-      <w:r>
-        <w:rPr>
-          <w:rFonts w:ascii="Times New Roman" w:hAnsi="Times New Roman" w:cs="Times New Roman"/>
-          <w:lang w:val="tr-TR"/>
-        </w:rPr>
-        <w:t xml:space="preserve">d) Galvanik bir hücrenin özelliklerine ilişkin tahminlerinin geçerliliğini bilimsel bilgilere dayalı sorgular.</w:t>
+        <w:t xml:space="preserve">a. İstemli indirgenme-yükseltgenme tepkimelerinden elektrik enerjisi üretilmesine ilişkin önermeler oluşturur.</w:t>
+      </w:r>
+    </w:p>
+    <w:p>
+      <w:pPr>
+        <w:jc w:val="both"/>
+        <w:rPr>
+          <w:rFonts w:ascii="Times New Roman" w:hAnsi="Times New Roman" w:cs="Times New Roman"/>
+          <w:lang w:val="tr-TR"/>
+        </w:rPr>
+      </w:pPr>
+      <w:r>
+        <w:rPr>
+          <w:rFonts w:ascii="Times New Roman" w:hAnsi="Times New Roman" w:cs="Times New Roman"/>
+          <w:lang w:val="tr-TR"/>
+        </w:rPr>
+        <w:t xml:space="preserve">b. İstemli indirgenme-yükseltgenme tepkimelerinden elektrik enerjisi üretilmesine ilişkin gözleme dayalı olan ve olmayan önermeleri karşılaştırır.</w:t>
+      </w:r>
+    </w:p>
+    <w:p>
+      <w:pPr>
+        <w:jc w:val="both"/>
+        <w:rPr>
+          <w:rFonts w:ascii="Times New Roman" w:hAnsi="Times New Roman" w:cs="Times New Roman"/>
+          <w:lang w:val="tr-TR"/>
+        </w:rPr>
+      </w:pPr>
+      <w:r>
+        <w:rPr>
+          <w:rFonts w:ascii="Times New Roman" w:hAnsi="Times New Roman" w:cs="Times New Roman"/>
+          <w:lang w:val="tr-TR"/>
+        </w:rPr>
+        <w:t xml:space="preserve">c. Galvanik hücrelere ilişkin ulaştığı makro, alt mikro ve sembolik seviyelerde gözlem verilerinden sonuç çıkarır.</w:t>
+      </w:r>
+    </w:p>
+    <w:p>
+      <w:pPr>
+        <w:jc w:val="both"/>
+        <w:rPr>
+          <w:rFonts w:ascii="Times New Roman" w:hAnsi="Times New Roman" w:cs="Times New Roman"/>
+          <w:lang w:val="tr-TR"/>
+        </w:rPr>
+      </w:pPr>
+      <w:r>
+        <w:rPr>
+          <w:rFonts w:ascii="Times New Roman" w:hAnsi="Times New Roman" w:cs="Times New Roman"/>
+          <w:lang w:val="tr-TR"/>
+        </w:rPr>
+        <w:t xml:space="preserve">ç. Galvanik hücrelerin gözlem yapılamayan özelliklerine ilişkin tahminlerde bulunur.</w:t>
+      </w:r>
+    </w:p>
+    <w:p>
+      <w:pPr>
+        <w:jc w:val="both"/>
+        <w:rPr>
+          <w:rFonts w:ascii="Times New Roman" w:hAnsi="Times New Roman" w:cs="Times New Roman"/>
+          <w:lang w:val="tr-TR"/>
+        </w:rPr>
+      </w:pPr>
+      <w:r>
+        <w:rPr>
+          <w:rFonts w:ascii="Times New Roman" w:hAnsi="Times New Roman" w:cs="Times New Roman"/>
+          <w:lang w:val="tr-TR"/>
+        </w:rPr>
+        <w:t xml:space="preserve">d. Galvanik bir hücrenin özelliklerine ilişkin tahminlerinin geçerliliğini bilimsel bilgilere dayalı sorgular.</w:t>
       </w:r>
     </w:p>
     <w:p>
@@ -1098,23 +1098,23 @@
           <w:rFonts w:ascii="Times New Roman" w:hAnsi="Times New Roman" w:cs="Times New Roman"/>
           <w:lang w:val="tr-TR"/>
         </w:rPr>
-        <w:t xml:space="preserve">a) Standart hücre potansiyelinin hesaplanmasına ilişkin keşfettiği örüntüyü matematiksel olarak modelleyerek modelini farklı elektrokimyasal hücrelerin standart potansiyellerinin hesaplanmasında kullanır.</w:t>
-      </w:r>
-    </w:p>
-    <w:p>
-      <w:pPr>
-        <w:jc w:val="both"/>
-        <w:rPr>
-          <w:rFonts w:ascii="Times New Roman" w:hAnsi="Times New Roman" w:cs="Times New Roman"/>
-          <w:lang w:val="tr-TR"/>
-        </w:rPr>
-      </w:pPr>
-      <w:r>
-        <w:rPr>
-          <w:rFonts w:ascii="Times New Roman" w:hAnsi="Times New Roman" w:cs="Times New Roman"/>
-          <w:lang w:val="tr-TR"/>
-        </w:rPr>
-        <w:t xml:space="preserve">b) Keşfettiği örüntüyü matematiksel modeller üzerinden geneller.</w:t>
+        <w:t xml:space="preserve">a. Standart hücre potansiyelinin hesaplanmasına ilişkin keşfettiği örüntüyü matematiksel olarak modelleyerek modelini farklı elektrokimyasal hücrelerin standart potansiyellerinin hesaplanmasında kullanır.</w:t>
+      </w:r>
+    </w:p>
+    <w:p>
+      <w:pPr>
+        <w:jc w:val="both"/>
+        <w:rPr>
+          <w:rFonts w:ascii="Times New Roman" w:hAnsi="Times New Roman" w:cs="Times New Roman"/>
+          <w:lang w:val="tr-TR"/>
+        </w:rPr>
+      </w:pPr>
+      <w:r>
+        <w:rPr>
+          <w:rFonts w:ascii="Times New Roman" w:hAnsi="Times New Roman" w:cs="Times New Roman"/>
+          <w:lang w:val="tr-TR"/>
+        </w:rPr>
+        <w:t xml:space="preserve">b. Keşfettiği örüntüyü matematiksel modeller üzerinden geneller.</w:t>
       </w:r>
     </w:p>
     <w:p>
@@ -1150,71 +1150,71 @@
           <w:rFonts w:ascii="Times New Roman" w:hAnsi="Times New Roman" w:cs="Times New Roman"/>
           <w:lang w:val="tr-TR"/>
         </w:rPr>
-        <w:t xml:space="preserve">a) Galvanik hücrelerin potansiyelini etkileyen faktörleri belirler.</w:t>
-      </w:r>
-    </w:p>
-    <w:p>
-      <w:pPr>
-        <w:jc w:val="both"/>
-        <w:rPr>
-          <w:rFonts w:ascii="Times New Roman" w:hAnsi="Times New Roman" w:cs="Times New Roman"/>
-          <w:lang w:val="tr-TR"/>
-        </w:rPr>
-      </w:pPr>
-      <w:r>
-        <w:rPr>
-          <w:rFonts w:ascii="Times New Roman" w:hAnsi="Times New Roman" w:cs="Times New Roman"/>
-          <w:lang w:val="tr-TR"/>
-        </w:rPr>
-        <w:t xml:space="preserve">b) Galvanik hücrelerin potansiyelindeki değişimlerin neden-sonuç ilişkisini belirler.</w:t>
-      </w:r>
-    </w:p>
-    <w:p>
-      <w:pPr>
-        <w:jc w:val="both"/>
-        <w:rPr>
-          <w:rFonts w:ascii="Times New Roman" w:hAnsi="Times New Roman" w:cs="Times New Roman"/>
-          <w:lang w:val="tr-TR"/>
-        </w:rPr>
-      </w:pPr>
-      <w:r>
-        <w:rPr>
-          <w:rFonts w:ascii="Times New Roman" w:hAnsi="Times New Roman" w:cs="Times New Roman"/>
-          <w:lang w:val="tr-TR"/>
-        </w:rPr>
-        <w:t xml:space="preserve">c) Galvanik hücrelerin potansiyelini etkileyen bağımlı-bağımsız değişkenleri ve kontrol değişkenlerini belirler.</w:t>
-      </w:r>
-    </w:p>
-    <w:p>
-      <w:pPr>
-        <w:jc w:val="both"/>
-        <w:rPr>
-          <w:rFonts w:ascii="Times New Roman" w:hAnsi="Times New Roman" w:cs="Times New Roman"/>
-          <w:lang w:val="tr-TR"/>
-        </w:rPr>
-      </w:pPr>
-      <w:r>
-        <w:rPr>
-          <w:rFonts w:ascii="Times New Roman" w:hAnsi="Times New Roman" w:cs="Times New Roman"/>
-          <w:lang w:val="tr-TR"/>
-        </w:rPr>
-        <w:t xml:space="preserve">ç) Belirlediği bağımsız değişkenlerin hücre potansiyeli üzerindeki etkisine ilişkin denemeler yapar.</w:t>
-      </w:r>
-    </w:p>
-    <w:p>
-      <w:pPr>
-        <w:jc w:val="both"/>
-        <w:rPr>
-          <w:rFonts w:ascii="Times New Roman" w:hAnsi="Times New Roman" w:cs="Times New Roman"/>
-          <w:lang w:val="tr-TR"/>
-        </w:rPr>
-      </w:pPr>
-      <w:r>
-        <w:rPr>
-          <w:rFonts w:ascii="Times New Roman" w:hAnsi="Times New Roman" w:cs="Times New Roman"/>
-          <w:lang w:val="tr-TR"/>
-        </w:rPr>
-        <w:t xml:space="preserve">d) Belirlediği faktörlerin galvanik hücrelerin potansiyeline etkisine ilişkin Le Chatelier ilkesi temelinde önermeler oluşturur.</w:t>
+        <w:t xml:space="preserve">a. Galvanik hücrelerin potansiyelini etkileyen faktörleri belirler.</w:t>
+      </w:r>
+    </w:p>
+    <w:p>
+      <w:pPr>
+        <w:jc w:val="both"/>
+        <w:rPr>
+          <w:rFonts w:ascii="Times New Roman" w:hAnsi="Times New Roman" w:cs="Times New Roman"/>
+          <w:lang w:val="tr-TR"/>
+        </w:rPr>
+      </w:pPr>
+      <w:r>
+        <w:rPr>
+          <w:rFonts w:ascii="Times New Roman" w:hAnsi="Times New Roman" w:cs="Times New Roman"/>
+          <w:lang w:val="tr-TR"/>
+        </w:rPr>
+        <w:t xml:space="preserve">b. Galvanik hücrelerin potansiyelindeki değişimlerin neden-sonuç ilişkisini belirler.</w:t>
+      </w:r>
+    </w:p>
+    <w:p>
+      <w:pPr>
+        <w:jc w:val="both"/>
+        <w:rPr>
+          <w:rFonts w:ascii="Times New Roman" w:hAnsi="Times New Roman" w:cs="Times New Roman"/>
+          <w:lang w:val="tr-TR"/>
+        </w:rPr>
+      </w:pPr>
+      <w:r>
+        <w:rPr>
+          <w:rFonts w:ascii="Times New Roman" w:hAnsi="Times New Roman" w:cs="Times New Roman"/>
+          <w:lang w:val="tr-TR"/>
+        </w:rPr>
+        <w:t xml:space="preserve">c. Galvanik hücrelerin potansiyelini etkileyen bağımlı-bağımsız değişkenleri ve kontrol değişkenlerini belirler.</w:t>
+      </w:r>
+    </w:p>
+    <w:p>
+      <w:pPr>
+        <w:jc w:val="both"/>
+        <w:rPr>
+          <w:rFonts w:ascii="Times New Roman" w:hAnsi="Times New Roman" w:cs="Times New Roman"/>
+          <w:lang w:val="tr-TR"/>
+        </w:rPr>
+      </w:pPr>
+      <w:r>
+        <w:rPr>
+          <w:rFonts w:ascii="Times New Roman" w:hAnsi="Times New Roman" w:cs="Times New Roman"/>
+          <w:lang w:val="tr-TR"/>
+        </w:rPr>
+        <w:t xml:space="preserve">ç. Belirlediği bağımsız değişkenlerin hücre potansiyeli üzerindeki etkisine ilişkin denemeler yapar.</w:t>
+      </w:r>
+    </w:p>
+    <w:p>
+      <w:pPr>
+        <w:jc w:val="both"/>
+        <w:rPr>
+          <w:rFonts w:ascii="Times New Roman" w:hAnsi="Times New Roman" w:cs="Times New Roman"/>
+          <w:lang w:val="tr-TR"/>
+        </w:rPr>
+      </w:pPr>
+      <w:r>
+        <w:rPr>
+          <w:rFonts w:ascii="Times New Roman" w:hAnsi="Times New Roman" w:cs="Times New Roman"/>
+          <w:lang w:val="tr-TR"/>
+        </w:rPr>
+        <w:t xml:space="preserve">d. Belirlediği faktörlerin galvanik hücrelerin potansiyeline etkisine ilişkin Le Chatelier ilkesi temelinde önermeler oluşturur.</w:t>
       </w:r>
     </w:p>
     <w:p>
@@ -1250,71 +1250,71 @@
           <w:rFonts w:ascii="Times New Roman" w:hAnsi="Times New Roman" w:cs="Times New Roman"/>
           <w:lang w:val="tr-TR"/>
         </w:rPr>
-        <w:t xml:space="preserve">a) İstemsiz indirgenme-yükseltgenme tepkimelerinin gerçekleşebilmesi için gerekli şartlar ile ilgili önermeler oluşturur.</w:t>
-      </w:r>
-    </w:p>
-    <w:p>
-      <w:pPr>
-        <w:jc w:val="both"/>
-        <w:rPr>
-          <w:rFonts w:ascii="Times New Roman" w:hAnsi="Times New Roman" w:cs="Times New Roman"/>
-          <w:lang w:val="tr-TR"/>
-        </w:rPr>
-      </w:pPr>
-      <w:r>
-        <w:rPr>
-          <w:rFonts w:ascii="Times New Roman" w:hAnsi="Times New Roman" w:cs="Times New Roman"/>
-          <w:lang w:val="tr-TR"/>
-        </w:rPr>
-        <w:t xml:space="preserve">b) İstemsiz indirgenme-yükseltgenme tepkimelerinin gerçekleşebilmesi için gerekli şartlara ilişkin gözleme dayalı olan ve olmayan önermeleri karşılaştırır.</w:t>
-      </w:r>
-    </w:p>
-    <w:p>
-      <w:pPr>
-        <w:jc w:val="both"/>
-        <w:rPr>
-          <w:rFonts w:ascii="Times New Roman" w:hAnsi="Times New Roman" w:cs="Times New Roman"/>
-          <w:lang w:val="tr-TR"/>
-        </w:rPr>
-      </w:pPr>
-      <w:r>
-        <w:rPr>
-          <w:rFonts w:ascii="Times New Roman" w:hAnsi="Times New Roman" w:cs="Times New Roman"/>
-          <w:lang w:val="tr-TR"/>
-        </w:rPr>
-        <w:t xml:space="preserve">c) Elektrolitik hücrelere ilişkin ulaştığı makro, alt mikro ve sembolik seviyelerde gözlem verilerinden sonuç çıkarır.</w:t>
-      </w:r>
-    </w:p>
-    <w:p>
-      <w:pPr>
-        <w:jc w:val="both"/>
-        <w:rPr>
-          <w:rFonts w:ascii="Times New Roman" w:hAnsi="Times New Roman" w:cs="Times New Roman"/>
-          <w:lang w:val="tr-TR"/>
-        </w:rPr>
-      </w:pPr>
-      <w:r>
-        <w:rPr>
-          <w:rFonts w:ascii="Times New Roman" w:hAnsi="Times New Roman" w:cs="Times New Roman"/>
-          <w:lang w:val="tr-TR"/>
-        </w:rPr>
-        <w:t xml:space="preserve">ç) Elektrolitik hücrelerin gözlem yapılamayan özelliklerine ilişkin tahminlerde bulunur.</w:t>
-      </w:r>
-    </w:p>
-    <w:p>
-      <w:pPr>
-        <w:jc w:val="both"/>
-        <w:rPr>
-          <w:rFonts w:ascii="Times New Roman" w:hAnsi="Times New Roman" w:cs="Times New Roman"/>
-          <w:lang w:val="tr-TR"/>
-        </w:rPr>
-      </w:pPr>
-      <w:r>
-        <w:rPr>
-          <w:rFonts w:ascii="Times New Roman" w:hAnsi="Times New Roman" w:cs="Times New Roman"/>
-          <w:lang w:val="tr-TR"/>
-        </w:rPr>
-        <w:t xml:space="preserve">d) Elektrolitik bir hücrenin özelliklerine ilişkin tahminlerinin geçerliliğini bilimsel bilgilere dayalı sorgular.</w:t>
+        <w:t xml:space="preserve">a. İstemsiz indirgenme-yükseltgenme tepkimelerinin gerçekleşebilmesi için gerekli şartlar ile ilgili önermeler oluşturur.</w:t>
+      </w:r>
+    </w:p>
+    <w:p>
+      <w:pPr>
+        <w:jc w:val="both"/>
+        <w:rPr>
+          <w:rFonts w:ascii="Times New Roman" w:hAnsi="Times New Roman" w:cs="Times New Roman"/>
+          <w:lang w:val="tr-TR"/>
+        </w:rPr>
+      </w:pPr>
+      <w:r>
+        <w:rPr>
+          <w:rFonts w:ascii="Times New Roman" w:hAnsi="Times New Roman" w:cs="Times New Roman"/>
+          <w:lang w:val="tr-TR"/>
+        </w:rPr>
+        <w:t xml:space="preserve">b. İstemsiz indirgenme-yükseltgenme tepkimelerinin gerçekleşebilmesi için gerekli şartlara ilişkin gözleme dayalı olan ve olmayan önermeleri karşılaştırır.</w:t>
+      </w:r>
+    </w:p>
+    <w:p>
+      <w:pPr>
+        <w:jc w:val="both"/>
+        <w:rPr>
+          <w:rFonts w:ascii="Times New Roman" w:hAnsi="Times New Roman" w:cs="Times New Roman"/>
+          <w:lang w:val="tr-TR"/>
+        </w:rPr>
+      </w:pPr>
+      <w:r>
+        <w:rPr>
+          <w:rFonts w:ascii="Times New Roman" w:hAnsi="Times New Roman" w:cs="Times New Roman"/>
+          <w:lang w:val="tr-TR"/>
+        </w:rPr>
+        <w:t xml:space="preserve">c. Elektrolitik hücrelere ilişkin ulaştığı makro, alt mikro ve sembolik seviyelerde gözlem verilerinden sonuç çıkarır.</w:t>
+      </w:r>
+    </w:p>
+    <w:p>
+      <w:pPr>
+        <w:jc w:val="both"/>
+        <w:rPr>
+          <w:rFonts w:ascii="Times New Roman" w:hAnsi="Times New Roman" w:cs="Times New Roman"/>
+          <w:lang w:val="tr-TR"/>
+        </w:rPr>
+      </w:pPr>
+      <w:r>
+        <w:rPr>
+          <w:rFonts w:ascii="Times New Roman" w:hAnsi="Times New Roman" w:cs="Times New Roman"/>
+          <w:lang w:val="tr-TR"/>
+        </w:rPr>
+        <w:t xml:space="preserve">ç. Elektrolitik hücrelerin gözlem yapılamayan özelliklerine ilişkin tahminlerde bulunur.</w:t>
+      </w:r>
+    </w:p>
+    <w:p>
+      <w:pPr>
+        <w:jc w:val="both"/>
+        <w:rPr>
+          <w:rFonts w:ascii="Times New Roman" w:hAnsi="Times New Roman" w:cs="Times New Roman"/>
+          <w:lang w:val="tr-TR"/>
+        </w:rPr>
+      </w:pPr>
+      <w:r>
+        <w:rPr>
+          <w:rFonts w:ascii="Times New Roman" w:hAnsi="Times New Roman" w:cs="Times New Roman"/>
+          <w:lang w:val="tr-TR"/>
+        </w:rPr>
+        <w:t xml:space="preserve">d. Elektrolitik bir hücrenin özelliklerine ilişkin tahminlerinin geçerliliğini bilimsel bilgilere dayalı sorgular.</w:t>
       </w:r>
     </w:p>
     <w:p>
@@ -1350,39 +1350,39 @@
           <w:rFonts w:ascii="Times New Roman" w:hAnsi="Times New Roman" w:cs="Times New Roman"/>
           <w:lang w:val="tr-TR"/>
         </w:rPr>
-        <w:t xml:space="preserve">a) Elektroliz olayının gözlemlenebilir ve ölçülebilir niteliklerini belirlemek için ölçütler (katot ve anotta oluşan madde miktarı, akım miktarı ve elektroliz süresi) belirler.</w:t>
-      </w:r>
-    </w:p>
-    <w:p>
-      <w:pPr>
-        <w:jc w:val="both"/>
-        <w:rPr>
-          <w:rFonts w:ascii="Times New Roman" w:hAnsi="Times New Roman" w:cs="Times New Roman"/>
-          <w:lang w:val="tr-TR"/>
-        </w:rPr>
-      </w:pPr>
-      <w:r>
-        <w:rPr>
-          <w:rFonts w:ascii="Times New Roman" w:hAnsi="Times New Roman" w:cs="Times New Roman"/>
-          <w:lang w:val="tr-TR"/>
-        </w:rPr>
-        <w:t xml:space="preserve">b) Elektroliz olayı ile ilgili gözlem veya hazır nicel veri setinden seçtiği verileri örüntü ve değişkenleri arasındaki ilişkileri belirleyecek şekilde düzenler.</w:t>
-      </w:r>
-    </w:p>
-    <w:p>
-      <w:pPr>
-        <w:jc w:val="both"/>
-        <w:rPr>
-          <w:rFonts w:ascii="Times New Roman" w:hAnsi="Times New Roman" w:cs="Times New Roman"/>
-          <w:lang w:val="tr-TR"/>
-        </w:rPr>
-      </w:pPr>
-      <w:r>
-        <w:rPr>
-          <w:rFonts w:ascii="Times New Roman" w:hAnsi="Times New Roman" w:cs="Times New Roman"/>
-          <w:lang w:val="tr-TR"/>
-        </w:rPr>
-        <w:t xml:space="preserve">c) Elektroliz olayında madde-elektrik akımı miktarı ilişkisine yönelik iddialarını verilere dayalı açıklayarak bu açıklamalarını desteklemek için Faraday’in elektroliz yasasına ilişkin bilimsel bilgiyi kullanır.</w:t>
+        <w:t xml:space="preserve">a. Elektroliz olayının gözlemlenebilir ve ölçülebilir niteliklerini belirlemek için ölçütler (katot ve anotta oluşan madde miktarı, akım miktarı ve elektroliz süresi) belirler.</w:t>
+      </w:r>
+    </w:p>
+    <w:p>
+      <w:pPr>
+        <w:jc w:val="both"/>
+        <w:rPr>
+          <w:rFonts w:ascii="Times New Roman" w:hAnsi="Times New Roman" w:cs="Times New Roman"/>
+          <w:lang w:val="tr-TR"/>
+        </w:rPr>
+      </w:pPr>
+      <w:r>
+        <w:rPr>
+          <w:rFonts w:ascii="Times New Roman" w:hAnsi="Times New Roman" w:cs="Times New Roman"/>
+          <w:lang w:val="tr-TR"/>
+        </w:rPr>
+        <w:t xml:space="preserve">b. Elektroliz olayı ile ilgili gözlem veya hazır nicel veri setinden seçtiği verileri örüntü ve değişkenleri arasındaki ilişkileri belirleyecek şekilde düzenler.</w:t>
+      </w:r>
+    </w:p>
+    <w:p>
+      <w:pPr>
+        <w:jc w:val="both"/>
+        <w:rPr>
+          <w:rFonts w:ascii="Times New Roman" w:hAnsi="Times New Roman" w:cs="Times New Roman"/>
+          <w:lang w:val="tr-TR"/>
+        </w:rPr>
+      </w:pPr>
+      <w:r>
+        <w:rPr>
+          <w:rFonts w:ascii="Times New Roman" w:hAnsi="Times New Roman" w:cs="Times New Roman"/>
+          <w:lang w:val="tr-TR"/>
+        </w:rPr>
+        <w:t xml:space="preserve">c. Elektroliz olayında madde-elektrik akımı miktarı ilişkisine yönelik iddialarını verilere dayalı açıklayarak bu açıklamalarını desteklemek için Faraday’in elektroliz yasasına ilişkin bilimsel bilgiyi kullanır.</w:t>
       </w:r>
     </w:p>
     <w:p>
@@ -1418,23 +1418,23 @@
           <w:rFonts w:ascii="Times New Roman" w:hAnsi="Times New Roman" w:cs="Times New Roman"/>
           <w:lang w:val="tr-TR"/>
         </w:rPr>
-        <w:t xml:space="preserve">a) Metal bir eşyanın bakır metali ile kaplanmasına yönelik deney tasarlar.</w:t>
-      </w:r>
-    </w:p>
-    <w:p>
-      <w:pPr>
-        <w:jc w:val="both"/>
-        <w:rPr>
-          <w:rFonts w:ascii="Times New Roman" w:hAnsi="Times New Roman" w:cs="Times New Roman"/>
-          <w:lang w:val="tr-TR"/>
-        </w:rPr>
-      </w:pPr>
-      <w:r>
-        <w:rPr>
-          <w:rFonts w:ascii="Times New Roman" w:hAnsi="Times New Roman" w:cs="Times New Roman"/>
-          <w:lang w:val="tr-TR"/>
-        </w:rPr>
-        <w:t xml:space="preserve">b) Deneyden elde ettiği sonuçları günlük hayattaki örnekleri açıklamak için kullanır.</w:t>
+        <w:t xml:space="preserve">a. Metal bir eşyanın bakır metali ile kaplanmasına yönelik deney tasarlar.</w:t>
+      </w:r>
+    </w:p>
+    <w:p>
+      <w:pPr>
+        <w:jc w:val="both"/>
+        <w:rPr>
+          <w:rFonts w:ascii="Times New Roman" w:hAnsi="Times New Roman" w:cs="Times New Roman"/>
+          <w:lang w:val="tr-TR"/>
+        </w:rPr>
+      </w:pPr>
+      <w:r>
+        <w:rPr>
+          <w:rFonts w:ascii="Times New Roman" w:hAnsi="Times New Roman" w:cs="Times New Roman"/>
+          <w:lang w:val="tr-TR"/>
+        </w:rPr>
+        <w:t xml:space="preserve">b. Deneyden elde ettiği sonuçları günlük hayattaki örnekleri açıklamak için kullanır.</w:t>
       </w:r>
     </w:p>
     <w:p>
@@ -1470,87 +1470,87 @@
           <w:rFonts w:ascii="Times New Roman" w:hAnsi="Times New Roman" w:cs="Times New Roman"/>
           <w:lang w:val="tr-TR"/>
         </w:rPr>
-        <w:t xml:space="preserve">a) Yaygın korozyon tepkimeleri temelinde korozyona neden olan faktörleri belirlemeye yönelik araştırma soruları oluşturur.</w:t>
-      </w:r>
-    </w:p>
-    <w:p>
-      <w:pPr>
-        <w:jc w:val="both"/>
-        <w:rPr>
-          <w:rFonts w:ascii="Times New Roman" w:hAnsi="Times New Roman" w:cs="Times New Roman"/>
-          <w:lang w:val="tr-TR"/>
-        </w:rPr>
-      </w:pPr>
-      <w:r>
-        <w:rPr>
-          <w:rFonts w:ascii="Times New Roman" w:hAnsi="Times New Roman" w:cs="Times New Roman"/>
-          <w:lang w:val="tr-TR"/>
-        </w:rPr>
-        <w:t xml:space="preserve">b) Korozyona neden olan faktörlerin etkisine ilişkin model önerir.</w:t>
-      </w:r>
-    </w:p>
-    <w:p>
-      <w:pPr>
-        <w:jc w:val="both"/>
-        <w:rPr>
-          <w:rFonts w:ascii="Times New Roman" w:hAnsi="Times New Roman" w:cs="Times New Roman"/>
-          <w:lang w:val="tr-TR"/>
-        </w:rPr>
-      </w:pPr>
-      <w:r>
-        <w:rPr>
-          <w:rFonts w:ascii="Times New Roman" w:hAnsi="Times New Roman" w:cs="Times New Roman"/>
-          <w:lang w:val="tr-TR"/>
-        </w:rPr>
-        <w:t xml:space="preserve">c) Korozyona neden olan faktörleri test etmek üzere deneyler planlayarak planladığı deneyleri yapar.</w:t>
-      </w:r>
-    </w:p>
-    <w:p>
-      <w:pPr>
-        <w:jc w:val="both"/>
-        <w:rPr>
-          <w:rFonts w:ascii="Times New Roman" w:hAnsi="Times New Roman" w:cs="Times New Roman"/>
-          <w:lang w:val="tr-TR"/>
-        </w:rPr>
-      </w:pPr>
-      <w:r>
-        <w:rPr>
-          <w:rFonts w:ascii="Times New Roman" w:hAnsi="Times New Roman" w:cs="Times New Roman"/>
-          <w:lang w:val="tr-TR"/>
-        </w:rPr>
-        <w:t xml:space="preserve">ç) Korozyonu etkileyen faktörlere ilişkin topladığı verileri yorumlar.</w:t>
-      </w:r>
-    </w:p>
-    <w:p>
-      <w:pPr>
-        <w:jc w:val="both"/>
-        <w:rPr>
-          <w:rFonts w:ascii="Times New Roman" w:hAnsi="Times New Roman" w:cs="Times New Roman"/>
-          <w:lang w:val="tr-TR"/>
-        </w:rPr>
-      </w:pPr>
-      <w:r>
-        <w:rPr>
-          <w:rFonts w:ascii="Times New Roman" w:hAnsi="Times New Roman" w:cs="Times New Roman"/>
-          <w:lang w:val="tr-TR"/>
-        </w:rPr>
-        <w:t xml:space="preserve">d) Kanıtlar temelinde korozyonun önlenmesine yönelik çözümler üretir.</w:t>
-      </w:r>
-    </w:p>
-    <w:p>
-      <w:pPr>
-        <w:jc w:val="both"/>
-        <w:rPr>
-          <w:rFonts w:ascii="Times New Roman" w:hAnsi="Times New Roman" w:cs="Times New Roman"/>
-          <w:lang w:val="tr-TR"/>
-        </w:rPr>
-      </w:pPr>
-      <w:r>
-        <w:rPr>
-          <w:rFonts w:ascii="Times New Roman" w:hAnsi="Times New Roman" w:cs="Times New Roman"/>
-          <w:lang w:val="tr-TR"/>
-        </w:rPr>
-        <w:t xml:space="preserve">e) Korozyonun önlenmesine ilişkin ulaştığı bilgileri paylaşır.</w:t>
+        <w:t xml:space="preserve">a. Yaygın korozyon tepkimeleri temelinde korozyona neden olan faktörleri belirlemeye yönelik araştırma soruları oluşturur.</w:t>
+      </w:r>
+    </w:p>
+    <w:p>
+      <w:pPr>
+        <w:jc w:val="both"/>
+        <w:rPr>
+          <w:rFonts w:ascii="Times New Roman" w:hAnsi="Times New Roman" w:cs="Times New Roman"/>
+          <w:lang w:val="tr-TR"/>
+        </w:rPr>
+      </w:pPr>
+      <w:r>
+        <w:rPr>
+          <w:rFonts w:ascii="Times New Roman" w:hAnsi="Times New Roman" w:cs="Times New Roman"/>
+          <w:lang w:val="tr-TR"/>
+        </w:rPr>
+        <w:t xml:space="preserve">b. Korozyona neden olan faktörlerin etkisine ilişkin model önerir.</w:t>
+      </w:r>
+    </w:p>
+    <w:p>
+      <w:pPr>
+        <w:jc w:val="both"/>
+        <w:rPr>
+          <w:rFonts w:ascii="Times New Roman" w:hAnsi="Times New Roman" w:cs="Times New Roman"/>
+          <w:lang w:val="tr-TR"/>
+        </w:rPr>
+      </w:pPr>
+      <w:r>
+        <w:rPr>
+          <w:rFonts w:ascii="Times New Roman" w:hAnsi="Times New Roman" w:cs="Times New Roman"/>
+          <w:lang w:val="tr-TR"/>
+        </w:rPr>
+        <w:t xml:space="preserve">c. Korozyona neden olan faktörleri test etmek üzere deneyler planlayarak planladığı deneyleri yapar.</w:t>
+      </w:r>
+    </w:p>
+    <w:p>
+      <w:pPr>
+        <w:jc w:val="both"/>
+        <w:rPr>
+          <w:rFonts w:ascii="Times New Roman" w:hAnsi="Times New Roman" w:cs="Times New Roman"/>
+          <w:lang w:val="tr-TR"/>
+        </w:rPr>
+      </w:pPr>
+      <w:r>
+        <w:rPr>
+          <w:rFonts w:ascii="Times New Roman" w:hAnsi="Times New Roman" w:cs="Times New Roman"/>
+          <w:lang w:val="tr-TR"/>
+        </w:rPr>
+        <w:t xml:space="preserve">ç. Korozyonu etkileyen faktörlere ilişkin topladığı verileri yorumlar.</w:t>
+      </w:r>
+    </w:p>
+    <w:p>
+      <w:pPr>
+        <w:jc w:val="both"/>
+        <w:rPr>
+          <w:rFonts w:ascii="Times New Roman" w:hAnsi="Times New Roman" w:cs="Times New Roman"/>
+          <w:lang w:val="tr-TR"/>
+        </w:rPr>
+      </w:pPr>
+      <w:r>
+        <w:rPr>
+          <w:rFonts w:ascii="Times New Roman" w:hAnsi="Times New Roman" w:cs="Times New Roman"/>
+          <w:lang w:val="tr-TR"/>
+        </w:rPr>
+        <w:t xml:space="preserve">d. Kanıtlar temelinde korozyonun önlenmesine yönelik çözümler üretir.</w:t>
+      </w:r>
+    </w:p>
+    <w:p>
+      <w:pPr>
+        <w:jc w:val="both"/>
+        <w:rPr>
+          <w:rFonts w:ascii="Times New Roman" w:hAnsi="Times New Roman" w:cs="Times New Roman"/>
+          <w:lang w:val="tr-TR"/>
+        </w:rPr>
+      </w:pPr>
+      <w:r>
+        <w:rPr>
+          <w:rFonts w:ascii="Times New Roman" w:hAnsi="Times New Roman" w:cs="Times New Roman"/>
+          <w:lang w:val="tr-TR"/>
+        </w:rPr>
+        <w:t xml:space="preserve">e. Korozyonun önlenmesine ilişkin ulaştığı bilgileri paylaşır.</w:t>
       </w:r>
     </w:p>
     <w:p>
